--- a/hypertension_risk_report_draft.docx
+++ b/hypertension_risk_report_draft.docx
@@ -7,24 +7,22 @@
         <w:pStyle w:val="Title"/>
       </w:pPr>
       <w:r>
-        <w:t>KNHANES ???? ??? COVID-19 ?? ?? ?? ??? ??? ?? ??</w:t>
-      </w:r>
-    </w:p>
-    <w:p>
-      <w:pPr>
-        <w:jc w:val="left"/>
-      </w:pPr>
-      <w:r>
-        <w:rPr>
-          <w:color w:val="434343"/>
-          <w:sz w:val="24"/>
-        </w:rPr>
-        <w:t>Machine Learning / Data Analysis Project Report Draft</w:t>
+        <w:t>KNHANES 데이터를 활용한 COVID-19 전후 한국 젊은 성인의 고혈압 위험 예측</w:t>
       </w:r>
     </w:p>
     <w:p>
       <w:r>
-        <w:t>Dataset: KNHANES 2017-2023 | Target: Hypertension binary classification | Age group: 19-39</w:t>
+        <w:t>Project proposal and data screening report</w:t>
+      </w:r>
+    </w:p>
+    <w:p>
+      <w:r>
+        <w:t>Dataset: KNHANES 2017-2023</w:t>
+      </w:r>
+    </w:p>
+    <w:p>
+      <w:r>
+        <w:t>Task type: Structured data, supervised learning, binary classification</w:t>
       </w:r>
     </w:p>
     <w:p>
@@ -37,12 +35,12 @@
     </w:p>
     <w:p>
       <w:r>
-        <w:t>The original proposal focused on statistical comparison of cardiovascular risk factors before and after COVID-19. However, to better match the assignment requirements, the project was reframed as a supervised machine learning classification task. The final goal is to predict hypertension risk using demographic, metabolic, lifestyle, socioeconomic, and COVID-period variables.</w:t>
+        <w:t>This project aims to predict hypertension risk among Korean young adults aged 19-39 using KNHANES data. The main purpose is to practice the machine learning workflow learned in class, including EDA, preprocessing, PyCaret model screening, and simple model evaluation.</w:t>
       </w:r>
     </w:p>
     <w:p>
       <w:r>
-        <w:t>This project focuses on Korean young adults aged 19-39 and uses KNHANES data from 2017 to 2023. The main question is whether basic health and lifestyle variables can help predict hypertension risk before, during, and after COVID-19.</w:t>
+        <w:t>The first idea was to compare cardiovascular risk factors before and after COVID-19. However, the topic was changed to a supervised learning problem because the assignment requires model screening and classification.</w:t>
       </w:r>
     </w:p>
     <w:p>
@@ -55,7 +53,7 @@
     </w:p>
     <w:p>
       <w:r>
-        <w:t>The data source is the Korea National Health and Nutrition Examination Survey (KNHANES). The original files are structured SPSS .sav files from 2017 to 2023. Each row represents one participant, and each column represents one survey or health examination variable.</w:t>
+        <w:t>The data source is KNHANES from 2017 to 2023. The original data files are structured SPSS .sav files. Each row represents one participant, and each column represents one health or survey variable.</w:t>
       </w:r>
     </w:p>
     <w:tbl>
@@ -74,7 +72,7 @@
         <w:tc>
           <w:tcPr>
             <w:tcW w:type="dxa" w:w="3120"/>
-            <w:shd w:fill="F2F4F7"/>
+            <w:shd w:fill="F2F2F2"/>
             <w:vAlign w:val="center"/>
             <w:tcMar>
               <w:top w:w="80" w:type="dxa"/>
@@ -92,7 +90,7 @@
         <w:tc>
           <w:tcPr>
             <w:tcW w:type="dxa" w:w="3120"/>
-            <w:shd w:fill="F2F4F7"/>
+            <w:shd w:fill="F2F2F2"/>
             <w:vAlign w:val="center"/>
             <w:tcMar>
               <w:top w:w="80" w:type="dxa"/>
@@ -110,7 +108,7 @@
         <w:tc>
           <w:tcPr>
             <w:tcW w:type="dxa" w:w="3120"/>
-            <w:shd w:fill="F2F4F7"/>
+            <w:shd w:fill="F2F2F2"/>
             <w:vAlign w:val="center"/>
             <w:tcMar>
               <w:top w:w="80" w:type="dxa"/>
@@ -121,7 +119,7 @@
           </w:tcPr>
           <w:p>
             <w:r>
-              <w:t>Checked shape</w:t>
+              <w:t>Shape</w:t>
             </w:r>
           </w:p>
         </w:tc>
@@ -508,7 +506,7 @@
     </w:p>
     <w:p>
       <w:r>
-        <w:t>The target variable is hypertension, a binary classification outcome.</w:t>
+        <w:t>The target variable is hypertension. It is a binary variable.</w:t>
       </w:r>
     </w:p>
     <w:p>
@@ -532,17 +530,17 @@
         <w:pStyle w:val="ListBullet"/>
       </w:pPr>
       <w:r>
-        <w:t>Participants are filtered to age 19-39.</w:t>
+        <w:t>The analysis only includes age 19-39.</w:t>
       </w:r>
     </w:p>
     <w:p>
       <w:r>
-        <w:t>SBP and DBP were used to define the hypertension target variable. Therefore, they were excluded from model input features to avoid data leakage.</w:t>
+        <w:t>SBP and DBP are used only to create the target variable. After creating the target, they are removed from the input features to avoid data leakage.</w:t>
       </w:r>
     </w:p>
     <w:p>
       <w:r>
-        <w:t>Planned input features include age, sex, BMI, fasting glucose, triglycerides, smoking, drinking, aerobic activity, income, education, and COVID period.</w:t>
+        <w:t>The selected input features are age, sex, BMI, fasting glucose, triglycerides, smoking, alcohol consumption, physical activity, income, education level, and COVID period.</w:t>
       </w:r>
     </w:p>
     <w:p>
@@ -550,7 +548,7 @@
         <w:pStyle w:val="Heading1"/>
       </w:pPr>
       <w:r>
-        <w:t>4. COVID Period Definition</w:t>
+        <w:t>4. COVID Period</w:t>
       </w:r>
     </w:p>
     <w:p>
@@ -558,7 +556,7 @@
         <w:pStyle w:val="ListBullet"/>
       </w:pPr>
       <w:r>
-        <w:t>Before COVID: 2017-2019</w:t>
+        <w:t>before: 2017-2019</w:t>
       </w:r>
     </w:p>
     <w:p>
@@ -566,7 +564,7 @@
         <w:pStyle w:val="ListBullet"/>
       </w:pPr>
       <w:r>
-        <w:t>During COVID: 2020-2021</w:t>
+        <w:t>during: 2020-2021</w:t>
       </w:r>
     </w:p>
     <w:p>
@@ -574,7 +572,7 @@
         <w:pStyle w:val="ListBullet"/>
       </w:pPr>
       <w:r>
-        <w:t>After COVID: 2022-2023</w:t>
+        <w:t>after: 2022-2023</w:t>
       </w:r>
     </w:p>
     <w:p>
@@ -582,12 +580,12 @@
         <w:pStyle w:val="Heading1"/>
       </w:pPr>
       <w:r>
-        <w:t>5. EDA Plan</w:t>
+        <w:t>5. Data EDA</w:t>
       </w:r>
     </w:p>
     <w:p>
       <w:r>
-        <w:t>The EDA notebook checks sample counts, missing values, target distribution, and simple variable distributions.</w:t>
+        <w:t>The EDA is kept simple. It checks the number of participants, missing values, the target distribution, and basic distributions of health variables.</w:t>
       </w:r>
     </w:p>
     <w:p>
@@ -595,7 +593,7 @@
         <w:pStyle w:val="ListBullet"/>
       </w:pPr>
       <w:r>
-        <w:t>Number of participants by year and COVID period</w:t>
+        <w:t>df.head(), df.info(), df.isnull().sum()</w:t>
       </w:r>
     </w:p>
     <w:p>
@@ -603,7 +601,7 @@
         <w:pStyle w:val="ListBullet"/>
       </w:pPr>
       <w:r>
-        <w:t>Hypertension distribution and hypertension ratio by COVID period</w:t>
+        <w:t>countplot for year, COVID period, and hypertension</w:t>
       </w:r>
     </w:p>
     <w:p>
@@ -611,7 +609,7 @@
         <w:pStyle w:val="ListBullet"/>
       </w:pPr>
       <w:r>
-        <w:t>BMI, fasting glucose, and triglyceride distributions</w:t>
+        <w:t>histplot for BMI, fasting glucose, and triglycerides</w:t>
       </w:r>
     </w:p>
     <w:p>
@@ -619,7 +617,7 @@
         <w:pStyle w:val="ListBullet"/>
       </w:pPr>
       <w:r>
-        <w:t>Boxplots comparing numeric variables by hypertension group</w:t>
+        <w:t>boxplot for simple outlier checking</w:t>
       </w:r>
     </w:p>
     <w:p>
@@ -632,7 +630,7 @@
     </w:p>
     <w:p>
       <w:r>
-        <w:t>The preprocessing is kept simple to match the course level and PyCaret workflow.</w:t>
+        <w:t>The preprocessing follows a beginner/intermediate workflow.</w:t>
       </w:r>
     </w:p>
     <w:p>
@@ -640,7 +638,7 @@
         <w:pStyle w:val="ListBullet"/>
       </w:pPr>
       <w:r>
-        <w:t>Categorical encoding is handled inside PyCaret setup.</w:t>
+        <w:t>Categorical variables are handled in PyCaret setup.</w:t>
       </w:r>
     </w:p>
     <w:p>
@@ -648,7 +646,7 @@
         <w:pStyle w:val="ListBullet"/>
       </w:pPr>
       <w:r>
-        <w:t>Missing value handling is handled inside PyCaret setup.</w:t>
+        <w:t>Missing numeric values are filled with the median.</w:t>
       </w:r>
     </w:p>
     <w:p>
@@ -656,7 +654,7 @@
         <w:pStyle w:val="ListBullet"/>
       </w:pPr>
       <w:r>
-        <w:t>Standardization/scaling is applied with normalize=True.</w:t>
+        <w:t>Missing categorical values are filled with the mode.</w:t>
       </w:r>
     </w:p>
     <w:p>
@@ -664,7 +662,7 @@
         <w:pStyle w:val="ListBullet"/>
       </w:pPr>
       <w:r>
-        <w:t>Class imbalance is handled with fix_imbalance=True if hypertension cases are much fewer than non-cases.</w:t>
+        <w:t>Outliers are checked simply using describe(), histplot(), boxplot(), and a basic IQR count.</w:t>
       </w:r>
     </w:p>
     <w:p>
@@ -672,7 +670,15 @@
         <w:pStyle w:val="ListBullet"/>
       </w:pPr>
       <w:r>
-        <w:t>Hyperparameter tuning is performed with tune_model using AUC as the optimization metric.</w:t>
+        <w:t>Scaling is applied with normalize=True and robust normalization in PyCaret.</w:t>
+      </w:r>
+    </w:p>
+    <w:p>
+      <w:pPr>
+        <w:pStyle w:val="ListBullet"/>
+      </w:pPr>
+      <w:r>
+        <w:t>Class imbalance is handled with fix_imbalance=True.</w:t>
       </w:r>
     </w:p>
     <w:p>
@@ -685,12 +691,44 @@
     </w:p>
     <w:p>
       <w:r>
-        <w:t>PyCaret classification is used to compare multiple supervised learning models. The models are sorted by AUC score because AUC is useful for binary classification, especially when the target classes are imbalanced.</w:t>
+        <w:t>PyCaret is used for model screening. The compared models are limited to algorithms covered in class, including logistic regression, random forest, and boosting-based models.</w:t>
+      </w:r>
+    </w:p>
+    <w:p>
+      <w:pPr>
+        <w:pStyle w:val="ListBullet"/>
+      </w:pPr>
+      <w:r>
+        <w:t>Logistic Regression</w:t>
+      </w:r>
+    </w:p>
+    <w:p>
+      <w:pPr>
+        <w:pStyle w:val="ListBullet"/>
+      </w:pPr>
+      <w:r>
+        <w:t>Random Forest</w:t>
+      </w:r>
+    </w:p>
+    <w:p>
+      <w:pPr>
+        <w:pStyle w:val="ListBullet"/>
+      </w:pPr>
+      <w:r>
+        <w:t>LightGBM</w:t>
+      </w:r>
+    </w:p>
+    <w:p>
+      <w:pPr>
+        <w:pStyle w:val="ListBullet"/>
+      </w:pPr>
+      <w:r>
+        <w:t>XGBoost</w:t>
       </w:r>
     </w:p>
     <w:p>
       <w:r>
-        <w:t>The top 3 models will be selected using compare_models(sort="AUC", n_select=3).</w:t>
+        <w:t>The models are sorted by AUC score, and the top 3 models are selected. Hyperparameter tuning is done only for the best model, using a simple classroom-level workflow.</w:t>
       </w:r>
     </w:p>
     <w:p>
@@ -703,7 +741,7 @@
     </w:p>
     <w:p>
       <w:r>
-        <w:t>For each of the top 3 models, the following plots will be created:</w:t>
+        <w:t>For the top 3 models, the following visualizations are checked as required by the assignment:</w:t>
       </w:r>
     </w:p>
     <w:p>
@@ -727,7 +765,7 @@
         <w:pStyle w:val="ListBullet"/>
       </w:pPr>
       <w:r>
-        <w:t>Feature importance plot, when the model supports it</w:t>
+        <w:t>Feature importance</w:t>
       </w:r>
     </w:p>
     <w:p>
@@ -735,7 +773,7 @@
         <w:pStyle w:val="Heading1"/>
       </w:pPr>
       <w:r>
-        <w:t>9. Discussion and Limitations</w:t>
+        <w:t>9. Limitations</w:t>
       </w:r>
     </w:p>
     <w:p>
@@ -743,7 +781,7 @@
         <w:pStyle w:val="ListBullet"/>
       </w:pPr>
       <w:r>
-        <w:t>This project predicts hypertension risk, but it does not prove that COVID-19 caused changes in hypertension.</w:t>
+        <w:t>This is a data screening and class assignment project, not a clinical prediction system.</w:t>
       </w:r>
     </w:p>
     <w:p>
@@ -751,7 +789,7 @@
         <w:pStyle w:val="ListBullet"/>
       </w:pPr>
       <w:r>
-        <w:t>Some lifestyle and socioeconomic variables may have missing values or different coding across years.</w:t>
+        <w:t>The project predicts hypertension risk but does not prove causation.</w:t>
       </w:r>
     </w:p>
     <w:p>
@@ -759,7 +797,7 @@
         <w:pStyle w:val="ListBullet"/>
       </w:pPr>
       <w:r>
-        <w:t>The target is based on one survey examination and may not fully represent clinical diagnosis.</w:t>
+        <w:t>Some variables may have missing values or different coding across years.</w:t>
       </w:r>
     </w:p>
     <w:p>
@@ -767,7 +805,7 @@
         <w:pStyle w:val="ListBullet"/>
       </w:pPr>
       <w:r>
-        <w:t>Because this is a beginner/intermediate ML project, the modeling is focused on simple comparison and interpretation rather than advanced feature engineering.</w:t>
+        <w:t>The target is based on blood pressure measurements in the survey data.</w:t>
       </w:r>
     </w:p>
     <w:p>
@@ -780,36 +818,17 @@
     </w:p>
     <w:p>
       <w:r>
-        <w:t>This project converts the original before/after COVID cardiovascular risk topic into a supervised machine learning classification problem. Using KNHANES 2017-2023 data, the final analysis predicts hypertension risk among Korean young adults and evaluates the best models using AUC, confusion matrix, ROC curve, and feature importance.</w:t>
+        <w:t>This project prepares KNHANES 2017-2023 data and screens simple machine learning models for hypertension risk prediction. The workflow follows the assignment requirements: data collection, EDA, preprocessing, PyCaret screening, top 3 model selection by AUC, and basic visual evaluation.</w:t>
       </w:r>
     </w:p>
     <w:sectPr>
-      <w:footerReference w:type="default" r:id="rId9"/>
       <w:pgSz w:w="12240" w:h="15840"/>
-      <w:pgMar w:top="1440" w:right="1440" w:bottom="1440" w:left="1440" w:header="708" w:footer="708" w:gutter="0"/>
+      <w:pgMar w:top="1440" w:right="1440" w:bottom="1440" w:left="1440" w:header="720" w:footer="720" w:gutter="0"/>
       <w:cols w:space="720"/>
       <w:docGrid w:linePitch="360"/>
     </w:sectPr>
   </w:body>
 </w:document>
-</file>
-
-<file path=word/footer1.xml><?xml version="1.0" encoding="utf-8"?>
-<w:ftr xmlns:m="http://schemas.openxmlformats.org/officeDocument/2006/math" xmlns:mc="http://schemas.openxmlformats.org/markup-compatibility/2006" xmlns:mo="http://schemas.microsoft.com/office/mac/office/2008/main" xmlns:mv="urn:schemas-microsoft-com:mac:vml" xmlns:o="urn:schemas-microsoft-com:office:office" xmlns:r="http://schemas.openxmlformats.org/officeDocument/2006/relationships" xmlns:v="urn:schemas-microsoft-com:vml" xmlns:w10="urn:schemas-microsoft-com:office:word" xmlns:w14="http://schemas.microsoft.com/office/word/2010/wordml" xmlns:w="http://schemas.openxmlformats.org/wordprocessingml/2006/main" xmlns:wne="http://schemas.microsoft.com/office/word/2006/wordml" xmlns:wp14="http://schemas.microsoft.com/office/word/2010/wordprocessingDrawing" xmlns:wp="http://schemas.openxmlformats.org/drawingml/2006/wordprocessingDrawing" xmlns:wpc="http://schemas.microsoft.com/office/word/2010/wordprocessingCanvas" xmlns:wpg="http://schemas.microsoft.com/office/word/2010/wordprocessingGroup" xmlns:wpi="http://schemas.microsoft.com/office/word/2010/wordprocessingInk" xmlns:wps="http://schemas.microsoft.com/office/word/2010/wordprocessingShape" mc:Ignorable="w14 wp14">
-  <w:p>
-    <w:pPr>
-      <w:pStyle w:val="Footer"/>
-      <w:jc w:val="center"/>
-    </w:pPr>
-    <w:r>
-      <w:rPr>
-        <w:color w:val="646464"/>
-        <w:sz w:val="18"/>
-      </w:rPr>
-      <w:t>KNHANES Hypertension Risk Project - Draft Report</w:t>
-    </w:r>
-  </w:p>
-</w:ftr>
 </file>
 
 <file path=word/numbering.xml><?xml version="1.0" encoding="utf-8"?>
@@ -1179,7 +1198,7 @@
       <w:spacing w:after="160" w:line="276" w:lineRule="auto"/>
     </w:pPr>
     <w:rPr>
-      <w:rFonts w:ascii="Arial" w:hAnsi="Arial" w:eastAsia="Arial"/>
+      <w:rFonts w:ascii="Arial" w:hAnsi="Arial" w:eastAsia="Malgun Gothic"/>
       <w:sz w:val="22"/>
     </w:rPr>
   </w:style>
@@ -1242,11 +1261,11 @@
       <w:outlineLvl w:val="0"/>
     </w:pPr>
     <w:rPr>
-      <w:rFonts w:asciiTheme="majorHAnsi" w:eastAsiaTheme="majorEastAsia" w:hAnsiTheme="majorHAnsi" w:cstheme="majorBidi" w:ascii="Arial" w:hAnsi="Arial" w:eastAsia="Arial"/>
+      <w:rFonts w:asciiTheme="majorHAnsi" w:eastAsiaTheme="majorEastAsia" w:hAnsiTheme="majorHAnsi" w:cstheme="majorBidi" w:ascii="Arial" w:hAnsi="Arial" w:eastAsia="Malgun Gothic"/>
       <w:b/>
       <w:bCs/>
       <w:color w:val="000000"/>
-      <w:sz w:val="40"/>
+      <w:sz w:val="32"/>
       <w:szCs w:val="28"/>
     </w:rPr>
   </w:style>
@@ -1266,11 +1285,11 @@
       <w:outlineLvl w:val="1"/>
     </w:pPr>
     <w:rPr>
-      <w:rFonts w:asciiTheme="majorHAnsi" w:eastAsiaTheme="majorEastAsia" w:hAnsiTheme="majorHAnsi" w:cstheme="majorBidi" w:ascii="Arial" w:hAnsi="Arial" w:eastAsia="Arial"/>
+      <w:rFonts w:asciiTheme="majorHAnsi" w:eastAsiaTheme="majorEastAsia" w:hAnsiTheme="majorHAnsi" w:cstheme="majorBidi" w:ascii="Arial" w:hAnsi="Arial" w:eastAsia="Malgun Gothic"/>
       <w:b/>
       <w:bCs/>
       <w:color w:val="000000"/>
-      <w:sz w:val="32"/>
+      <w:sz w:val="26"/>
       <w:szCs w:val="26"/>
     </w:rPr>
   </w:style>
@@ -1290,11 +1309,10 @@
       <w:outlineLvl w:val="2"/>
     </w:pPr>
     <w:rPr>
-      <w:rFonts w:asciiTheme="majorHAnsi" w:eastAsiaTheme="majorEastAsia" w:hAnsiTheme="majorHAnsi" w:cstheme="majorBidi" w:ascii="Arial" w:hAnsi="Arial" w:eastAsia="Arial"/>
+      <w:rFonts w:asciiTheme="majorHAnsi" w:eastAsiaTheme="majorEastAsia" w:hAnsiTheme="majorHAnsi" w:cstheme="majorBidi" w:ascii="Arial" w:hAnsi="Arial" w:eastAsia="Malgun Gothic"/>
       <w:b/>
       <w:bCs/>
-      <w:color w:val="434343"/>
-      <w:sz w:val="28"/>
+      <w:color w:val="4F81BD" w:themeColor="accent1"/>
     </w:rPr>
   </w:style>
   <w:style w:type="paragraph" w:styleId="Heading4">
@@ -1532,11 +1550,11 @@
       <w:contextualSpacing/>
     </w:pPr>
     <w:rPr>
-      <w:rFonts w:asciiTheme="majorHAnsi" w:eastAsiaTheme="majorEastAsia" w:hAnsiTheme="majorHAnsi" w:cstheme="majorBidi" w:ascii="Arial" w:hAnsi="Arial" w:eastAsia="Arial"/>
-      <w:color w:val="000000"/>
+      <w:rFonts w:asciiTheme="majorHAnsi" w:eastAsiaTheme="majorEastAsia" w:hAnsiTheme="majorHAnsi" w:cstheme="majorBidi" w:ascii="Arial" w:hAnsi="Arial" w:eastAsia="Malgun Gothic"/>
+      <w:color w:val="17365D" w:themeColor="text2" w:themeShade="BF"/>
       <w:spacing w:val="5"/>
       <w:kern w:val="28"/>
-      <w:sz w:val="52"/>
+      <w:sz w:val="48"/>
       <w:szCs w:val="52"/>
     </w:rPr>
   </w:style>

--- a/hypertension_risk_report_draft.docx
+++ b/hypertension_risk_report_draft.docx
@@ -773,7 +773,39 @@
         <w:pStyle w:val="Heading1"/>
       </w:pPr>
       <w:r>
-        <w:t>9. Limitations</w:t>
+        <w:t>9. Results and Interpretation</w:t>
+      </w:r>
+    </w:p>
+    <w:p>
+      <w:pPr/>
+      <w:r>
+        <w:t>In the PyCaret screening, Logistic Regression showed the highest AUC score among the compared models. The AUC was about 0.81 before and after simple tuning, so it was selected as the best model for this screening stage.</w:t>
+      </w:r>
+    </w:p>
+    <w:p>
+      <w:pPr/>
+      <w:r>
+        <w:t>The model comparison focused on AUC because the hypertension class was much smaller than the non-hypertension class. Accuracy alone can look high when the dataset is imbalanced.</w:t>
+      </w:r>
+    </w:p>
+    <w:p>
+      <w:pPr/>
+      <w:r>
+        <w:t>Important predictors were checked using the feature importance plot. Age, BMI, glucose, triglycerides, lifestyle variables, and COVID period were considered useful input variables for hypertension risk prediction.</w:t>
+      </w:r>
+    </w:p>
+    <w:p>
+      <w:pPr/>
+      <w:r>
+        <w:t>In the EDA, hypertension cases were relatively rare among young adults. BMI and lifestyle-related variables also showed some differences by COVID period, so COVID period was kept as one input feature.</w:t>
+      </w:r>
+    </w:p>
+    <w:p>
+      <w:pPr>
+        <w:pStyle w:val="Heading1"/>
+      </w:pPr>
+      <w:r>
+        <w:t>10. Limitations</w:t>
       </w:r>
     </w:p>
     <w:p>
@@ -813,7 +845,7 @@
         <w:pStyle w:val="Heading1"/>
       </w:pPr>
       <w:r>
-        <w:t>10. Conclusion</w:t>
+        <w:t>11. Conclusion</w:t>
       </w:r>
     </w:p>
     <w:p>

--- a/hypertension_risk_report_draft.docx
+++ b/hypertension_risk_report_draft.docx
@@ -621,6 +621,11 @@
       </w:r>
     </w:p>
     <w:p>
+      <w:r>
+        <w:t>The correlation heatmap showed that BMI, triglycerides, and glucose had some positive relationships with hypertension-related variables. These correlations were not interpreted as causation, but they helped check whether the selected variables were reasonable for model input.</w:t>
+      </w:r>
+    </w:p>
+    <w:p>
       <w:pPr>
         <w:pStyle w:val="Heading1"/>
       </w:pPr>
@@ -678,7 +683,7 @@
         <w:pStyle w:val="ListBullet"/>
       </w:pPr>
       <w:r>
-        <w:t>Class imbalance is handled with fix_imbalance=True.</w:t>
+        <w:t>Class imbalance is handled with fix_imbalance=True because hypertension cases are much fewer than non-hypertension cases. This step was used to reduce prediction bias toward the majority class.</w:t>
       </w:r>
     </w:p>
     <w:p>
@@ -728,7 +733,7 @@
     </w:p>
     <w:p>
       <w:r>
-        <w:t>The models are sorted by AUC score, and the top 3 models are selected. Hyperparameter tuning is done only for the best model, using a simple classroom-level workflow.</w:t>
+        <w:t>The models are sorted by AUC score, and the top 3 models are selected. PyCaret uses cross-validation during model comparison, so the screening result is more reliable than checking only one split. Hyperparameter tuning is done only for the best model, using a simple classroom-level workflow.</w:t>
       </w:r>
     </w:p>
     <w:p>
@@ -741,7 +746,7 @@
     </w:p>
     <w:p>
       <w:r>
-        <w:t>For the top 3 models, the following visualizations are checked as required by the assignment:</w:t>
+        <w:t>For the top 3 models, the following visualizations are checked as required by the assignment. Because this is an imbalanced binary classification problem, AUC and recall are interpreted more carefully than accuracy.</w:t>
       </w:r>
     </w:p>
     <w:p>
@@ -785,13 +790,13 @@
     <w:p>
       <w:pPr/>
       <w:r>
-        <w:t>The model comparison focused on AUC because the hypertension class was much smaller than the non-hypertension class. Accuracy alone can look high when the dataset is imbalanced.</w:t>
+        <w:t>The model comparison focused on AUC because the hypertension class was much smaller than the non-hypertension class. Accuracy alone can look high in imbalanced data, so it was not used as the main evaluation criterion. Recall was also checked from the confusion matrix to see whether the model could find hypertension cases.</w:t>
       </w:r>
     </w:p>
     <w:p>
       <w:pPr/>
       <w:r>
-        <w:t>Important predictors were checked using the feature importance plot. Age, BMI, glucose, triglycerides, lifestyle variables, and COVID period were considered useful input variables for hypertension risk prediction.</w:t>
+        <w:t>Important predictors were checked using the feature importance plot. Age, BMI, glucose, triglycerides, lifestyle variables, and COVID period were considered useful input variables for hypertension risk prediction. In tree-based models, health variables such as BMI and triglycerides were checked carefully because they are easy to explain during presentation.</w:t>
       </w:r>
     </w:p>
     <w:p>
@@ -850,7 +855,7 @@
     </w:p>
     <w:p>
       <w:r>
-        <w:t>This project prepares KNHANES 2017-2023 data and screens simple machine learning models for hypertension risk prediction. The workflow follows the assignment requirements: data collection, EDA, preprocessing, PyCaret screening, top 3 model selection by AUC, and basic visual evaluation.</w:t>
+        <w:t>This project prepares KNHANES 2017-2023 data and screens simple machine learning models for hypertension risk prediction. The workflow follows the assignment requirements: data collection, EDA, preprocessing, PyCaret screening, top 3 model selection by AUC, and basic visual evaluation. Since hypertension cases were relatively rare, the final interpretation focused on AUC and recall rather than accuracy only.</w:t>
       </w:r>
     </w:p>
     <w:sectPr>
